--- a/example_articles/states/Texas/2.states_Texas_New_York_Times.docx
+++ b/example_articles/states/Texas/2.states_Texas_New_York_Times.docx
@@ -27,17 +27,17 @@
     </w:p>
     <w:p>
       <w:r>
-        <w:t>Source File: NYT/46.DOCX</w:t>
+        <w:t>Source file: NYT/46.DOCX</w:t>
       </w:r>
     </w:p>
     <w:p>
       <w:r>
-        <w:t>Raw locations result: ['Texas']</w:t>
+        <w:t>Raw locations result, 'locations': ['Texas']</w:t>
       </w:r>
     </w:p>
     <w:p>
       <w:r>
-        <w:t>states_stand_flat (Standardized): Texas</w:t>
+        <w:t>Standardized locations result, 'states_stand_flat': Texas</w:t>
       </w:r>
     </w:p>
     <w:p>

--- a/example_articles/states/Texas/2.states_Texas_New_York_Times.docx
+++ b/example_articles/states/Texas/2.states_Texas_New_York_Times.docx
@@ -7,7 +7,7 @@
         <w:pStyle w:val="Heading1"/>
       </w:pPr>
       <w:r>
-        <w:t>At the Movies</w:t>
+        <w:t>Pipe Bomb Explodes in Houston Church</w:t>
       </w:r>
     </w:p>
     <w:p>
@@ -17,17 +17,17 @@
     </w:p>
     <w:p>
       <w:r>
-        <w:t>Date: 1991-07-05</w:t>
+        <w:t>Date: 1990-01-31</w:t>
       </w:r>
     </w:p>
     <w:p>
       <w:r>
-        <w:t>Section: Section C;; Section C; Page 6; Column 5; Weekend Desk; Column 5;; Review</w:t>
+        <w:t>Section: Section A; Page 20, Column 1; National Desk</w:t>
       </w:r>
     </w:p>
     <w:p>
       <w:r>
-        <w:t>Source file: NYT/46.DOCX</w:t>
+        <w:t>Source file: NYT/40.DOCX</w:t>
       </w:r>
     </w:p>
     <w:p>
@@ -49,61 +49,49 @@
     </w:p>
     <w:p>
       <w:r>
-        <w:t>Rudin's Long Agenda</w:t>
+        <w:t>A pipe bomb apparently mailed to one of Houston's largest churches exploded this morning, injuring the pastor's daughter, the police said.</w:t>
         <w:br/>
-        <w:t>"I work very long hours," said Scott Rudin.</w:t>
+        <w:t>Federal and local investigators spent much of the day trying to determine whether there was any connection to four mail bombings in the South recently, including two bombs in December that killed a Federal judge near Birmingham, Ala., and a civil rights lawyer in Savannah, Ga.</w:t>
         <w:br/>
-        <w:t>He must.</w:t>
+        <w:t>In a statement issued this evening Andrew J. Duffin, special agent in charge of the Federal Bureau of Investigation office in Houston, said a preliminary investigation indicated that ''there does not appear to be any similarities to those bombing devices recovered in the states of Florida, Alabama and Georgia.''</w:t>
         <w:br/>
-        <w:t>Mr. Rudin, a producer, has a lineup of projects with stars including Harrison Ford, Annette Bening, Jodie Foster, Dianne Wiest, Harry Connick Jr., Anjelica Huston, Raul Julia, Christopher Lloyd and Whoopi Goldberg, not to mention directors like Mike Nichols and Roger Donaldson, writers like David Rabe and properties like the best-selling novel "The Firm."</w:t>
+        <w:t>The bomb today exploded at the Lakewood Church, an independent charismatic congregation that has a membership of more than 15,000 people almost evenly divided among white, black and Hispanic congregants.</w:t>
         <w:br/>
-        <w:t>"I like movies that are theatrical, that hopefully displace a little atmosphere when they arrive," said Mr. Rudin, a former president for production at 20th Century Fox. Last year he was the executive producer of "Flatliners" and the producer of "Pacific Heights."</w:t>
+        <w:t>Victim in Good Condition</w:t>
         <w:br/>
-        <w:t>Beginning next Friday, Mr. Rudin is hoping to displace a little atmosphere with "Regarding Henry," directed by Mr. Nichols. The film stars Mr. Ford as a ruthless, highly successful lawyer and Annette Bening as his wife. The couple must confront a profound change in their lives after a traumatic event.</w:t>
+        <w:t>Sgt. J. C. Mosier, a spokesman for the Houston Police Department, said, ''There is no reason to necessarily make a connection to the other bombs, but that possibility cannot be overlooked, and it is being investigated.''</w:t>
         <w:br/>
-        <w:t>"The thing I found very powerful about it," Mr. Rudin said of the story, "is that it's about a kind of transfiguration that happens to this man as he's forced to re-examine the choices and decisions that have led him to an unhappy place in his life. He gets the choice that anybody would want: the chance to look at his values and the things he has and doesn't have, and right the course of his life."</w:t>
+        <w:t>The pastor's daughter, Lisa Osteen, suffered relatively minor burns and bruises after opening the package that contained the bomb, but she did not loose consciousness. A spokesman for Ben Taub Hospital, where Miss Osteen received emergency treatment, said she was stable and in good condition.</w:t>
         <w:br/>
-        <w:t>While "Regarding Henry" was in postproduction, "The Addams Family," another of Mr. Rudin's projects for Paramount Pictures, was before the cameras under the direction of Barry Sonnenfeld. Based on the macabre characters created by Charles Addams, the film stars Ms. Huston, Mr. Julia and Mr. Lloyd. "I loved Charles Addams's work," Mr. Rudin said. "I loved the subversive nature of it." The film should be in release around Thanksgiving.</w:t>
+        <w:t>The Rev. John Osteen, a former Southern Baptist minister, said of his daughter's injuries: ''The Devil did his best but his best was not enough. We are just going to go on and do the Lord's work. We'll pray for those who have done this. We know that they are sick and that they need help and that Jesus is the answer to their needs.''</w:t>
         <w:br/>
-        <w:t>In preparation for filming in the fall is "Jennifer Eight," a romantic thriller to be directed by Bruce Robinson, the writer and director of "Withnail and I" and "How to Get Ahead in Advertising." "It's about a policeman who uncovers a series of killings that revolve around blind girls," Mr. Rudin said, "and it has to do with a relationship between him and a blind girl."</w:t>
-        <w:br/>
-        <w:t>Also in preparation is "The Cheese Stands Alone," a comedy about Hungarian gypsies living in America, written by Kathy McWhorter, and "The Firm," based on a screenplay by David Rabe adapted from John Grisham's novel about a young lawyer who gets an offer that seems too good to be true. "Faust in a law firm" was the way Mr. Rudin described it.</w:t>
-        <w:br/>
-        <w:t>To be filmed this summer, he said, is "White Sands," Dan Pyne's thriller about a small-town sheriff in the Midwest, to be directed by Roger Donaldson, whose more recent films include "No Way Out," "Cocktail" and "Cadillac Man." Also in preparation for summer filming is a comedy for Whoopi Goldberg, "Sister Act," about which Mr. Rudin will say no more than that it is unusual. And there is "Waiting for Bobby Fischer," about a boy who is a chess champion, adapted by Steve Zaillian ("Awakenings") from the book by Fred Waitzkin and to be directed, in his debut, by Mr. Zaillian.</w:t>
-        <w:br/>
-        <w:t>Already in postproduction, heading for release this year, is "Little Man Tate," the directing debut of Jodie Foster, who stars in the film with Ms. Wiest and Mr. Connick.</w:t>
-        <w:br/>
-        <w:t>"It's about a child genius who's torn between two women," Mr. Rudin said, "one of whom is his mother, a working-class woman who can really only provide the most basic things for him but who is, in fact, a wonderful mother. The other woman is a psychologist who runs an institute for gifted children, who wants to take him into a world away from his mother where she can nurture his needs.</w:t>
-        <w:br/>
-        <w:t>"I loved the idea of doing a movie about a lonely kid, about isolation, about a child whose very best asset is also his most singular liability and who has to find some level of balance in his life. Basically, it's a movie about misfits."</w:t>
-        <w:br/>
-        <w:t>Explaining how Ms. Foster was chosen to direct the film, Mr. Rudin said: "I thought she had a very personal identification with the material. She's smart and she's got taste. There's no substitute for intelligence and discretion. She had a passion for the material that I found irresistible. I approached her to act in the film, and she came back and said she was also interested in directing it."</w:t>
-        <w:br/>
-        <w:t>He noted that Mr. Sonnenfeld is also making his debut as a director with "The Addams Family."</w:t>
-        <w:br/>
-        <w:t>"I like working with new people," Mr. Rudin said.</w:t>
+        <w:t>Miss Osteen, the 30-year-old director of ministries for the church, was opening the package, which was addressed to her father, in the church offices when the bomb exploded at 10:40 A.M.</w:t>
         <w:br/>
         <w:t xml:space="preserve"> </w:t>
         <w:br/>
-        <w:t>Leave It to Beavers</w:t>
+        <w:t>Bomb Contained Nails</w:t>
         <w:br/>
-        <w:t xml:space="preserve"> Cameras positioned under two feet of ice helped create the images that are one element of "Beavers," the new Naturemax film to be shown beginning Thursday on New York's largest indoor movie screen, in the Naturemax Theater at the American Museum of Natural History.</w:t>
+        <w:t>Sergeant Mosier said investigators were still trying to determine whether the package had been sent to the church through the mail or by a private delivery service.</w:t>
         <w:br/>
-        <w:t>Filmed on location in the Canadian Rockies over more than seven months, the IMAX documentary follows a family of beavers as they grow, play and transform the land around them.</w:t>
+        <w:t>He said investigators were not aware of any threats to the church or its ministers. While the church is known throughout the city as a multiracial congregation, the police sergeant said, ''We don't believe it was politically active or involved in civil rights to any large degree.''</w:t>
         <w:br/>
-        <w:t>The camera was held six inches above the ground to show a beaver's perspective as it fells a tree. It was positioned in the beavers' lodge to witness the birth of their kits, and it was suspended 150 feet above the ground to reveal the proportions of their dam, 300 feet long.</w:t>
+        <w:t>The bomb contained nails about 7 or 8 inches long, Sergeant Mosier said. Federal investigators said that the bombs that killed the judge in Alabama and the lawyer in Georgia also contained nails, but that in those cases the nails were less than 2 inches long.</w:t>
         <w:br/>
-        <w:t>Directed by Stephen Low, "Beavers" will be shown daily at 10:30 A.M., 11:30 A.M., 1:30 P.M., 3:30 P.M. and 4:30 P.M. At 12:30 P.M. and 2:30 P.M., another IMAX film, "Grand Canyon: The Hidden Secrets," is to be shown. Both films will be offered as a double feature on Friday and Saturday at 6 P.M. and 7:30 P.M.</w:t>
-        <w:br/>
-        <w:t>The museum is at Central Park West and 79th Street in Manhattan. Information: (212) 769-5650.</w:t>
-        <w:br/>
-        <w:br/>
-        <w:t>Graphic</w:t>
-        <w:br/>
+        <w:t>Officials of several Federal agencies are taking part in the investigation here, Sergeant Mosier said, because ''we have an explosive apparently sent through the mails, so this is clearly the kind of thing other law-enforcement agencies need to get involved in.''</w:t>
         <w:br/>
         <w:t xml:space="preserve"> </w:t>
         <w:br/>
-        <w:t>Photo: Scott Rudin (Scott Rudin Productions)</w:t>
+        <w:t>Target Differences Noted</w:t>
+        <w:br/>
+        <w:t>All of the previous bombings took place within the jurisdiction of the United States Court of Appeals for the 11th Circuit, which covers Alabama, Georgia and Florida, and were aimed at the court itself or at people associated with the National Association for the Advancement of Colored People.</w:t>
+        <w:br/>
+        <w:t>Jack Killorin, a spokesman for the Bureau of Alcohol, Tobacco and Firearms in Washington, noted in a telephone interview that the target of today's bombing ''is outside the 11th Circuit'' and is very different from the previous targets.</w:t>
+        <w:br/>
+        <w:t>The church complex, situated in a working-class area northeast of downtown Houston, stands out in a neighborhood dotted with truck stops and industrial parks. A 8,200-seat sanctuary completed 19 months ago includes rooms for the broadcasting of weekly services to 18 television stations around the country.</w:t>
+        <w:br/>
+        <w:t>Among those who have attended services at the Lakewood Church are the King and Queen of Tonga; Charles W. Colson, the Watergate defendant who turned evangelist, and Pat Robertson, the television evangelist who sought the Republican Presidential nomination in 1988.</w:t>
+        <w:br/>
+        <w:t>Mr. Osteen left the Southern Baptist ministry in 1959 to found his own congregation. Services at the church often involve faith healings and speaking in tongues.</w:t>
       </w:r>
     </w:p>
     <w:sectPr>

--- a/example_articles/states/Texas/2.states_Texas_New_York_Times.docx
+++ b/example_articles/states/Texas/2.states_Texas_New_York_Times.docx
@@ -7,7 +7,7 @@
         <w:pStyle w:val="Heading1"/>
       </w:pPr>
       <w:r>
-        <w:t>Pipe Bomb Explodes in Houston Church</w:t>
+        <w:t>Picturing the Power of Community; Picture Books</w:t>
       </w:r>
     </w:p>
     <w:p>
@@ -17,17 +17,17 @@
     </w:p>
     <w:p>
       <w:r>
-        <w:t>Date: 1990-01-31</w:t>
+        <w:t>Date: 2021-11-12</w:t>
       </w:r>
     </w:p>
     <w:p>
       <w:r>
-        <w:t>Section: Section A; Page 20, Column 1; National Desk</w:t>
+        <w:t>Section: BOOKS; review</w:t>
       </w:r>
     </w:p>
     <w:p>
       <w:r>
-        <w:t>Source file: NYT/40.DOCX</w:t>
+        <w:t>Source file: NYT/10.DOCX</w:t>
       </w:r>
     </w:p>
     <w:p>
@@ -49,49 +49,67 @@
     </w:p>
     <w:p>
       <w:r>
-        <w:t>A pipe bomb apparently mailed to one of Houston's largest churches exploded this morning, injuring the pastor's daughter, the police said.</w:t>
+        <w:t>BRIGHT STAR</w:t>
         <w:br/>
-        <w:t>Federal and local investigators spent much of the day trying to determine whether there was any connection to four mail bombings in the South recently, including two bombs in December that killed a Federal judge near Birmingham, Ala., and a civil rights lawyer in Savannah, Ga.</w:t>
+        <w:t>Written and illustrated by Yuyi Morales</w:t>
         <w:br/>
-        <w:t>In a statement issued this evening Andrew J. Duffin, special agent in charge of the Federal Bureau of Investigation office in Houston, said a preliminary investigation indicated that ''there does not appear to be any similarities to those bombing devices recovered in the states of Florida, Alabama and Georgia.''</w:t>
+        <w:t>MY TWO BORDER TOWNS</w:t>
         <w:br/>
-        <w:t>The bomb today exploded at the Lakewood Church, an independent charismatic congregation that has a membership of more than 15,000 people almost evenly divided among white, black and Hispanic congregants.</w:t>
+        <w:t>Written by David Bowles</w:t>
         <w:br/>
-        <w:t>Victim in Good Condition</w:t>
+        <w:t>Illustrated by Erika Meza</w:t>
         <w:br/>
-        <w:t>Sgt. J. C. Mosier, a spokesman for the Houston Police Department, said, ''There is no reason to necessarily make a connection to the other bombs, but that possibility cannot be overlooked, and it is being investigated.''</w:t>
+        <w:t>THE WELCOME CHAIR</w:t>
         <w:br/>
-        <w:t>The pastor's daughter, Lisa Osteen, suffered relatively minor burns and bruises after opening the package that contained the bomb, but she did not loose consciousness. A spokesman for Ben Taub Hospital, where Miss Osteen received emergency treatment, said she was stable and in good condition.</w:t>
+        <w:t>Written by Rosemary Wells</w:t>
         <w:br/>
-        <w:t>The Rev. John Osteen, a former Southern Baptist minister, said of his daughter's injuries: ''The Devil did his best but his best was not enough. We are just going to go on and do the Lord's work. We'll pray for those who have done this. We know that they are sick and that they need help and that Jesus is the answer to their needs.''</w:t>
+        <w:t>Illustrated by Jerry Pinkney</w:t>
         <w:br/>
-        <w:t>Miss Osteen, the 30-year-old director of ministries for the church, was opening the package, which was addressed to her father, in the church offices when the bomb exploded at 10:40 A.M.</w:t>
+        <w:t>DREAM STREET</w:t>
         <w:br/>
-        <w:t xml:space="preserve"> </w:t>
+        <w:t>Written by Tricia Elam Walker</w:t>
         <w:br/>
-        <w:t>Bomb Contained Nails</w:t>
+        <w:t>Illustrated by Ekua Holmes</w:t>
         <w:br/>
-        <w:t>Sergeant Mosier said investigators were still trying to determine whether the package had been sent to the church through the mail or by a private delivery service.</w:t>
+        <w:t>We are living in a time of great polarization. We watch this cable news show or that one. We live on one side of the tracks or the other. We scowl at the unmasked parent at the playground or the parent wearing the N95-face-shield combo. Sometimes it seems we are so consumed with what separates us, what counts as a political or ideological win or loss, we forget to celebrate all that we have in common. Not even a global pandemic has changed this. Thankfully, four wonderful new picture books have come along that artfully acknowledge the impact of barriers but ultimately shine their light on the power of compassion, generosity and community.</w:t>
         <w:br/>
-        <w:t>He said investigators were not aware of any threats to the church or its ministers. While the church is known throughout the city as a multiracial congregation, the police sergeant said, ''We don't believe it was politically active or involved in civil rights to any large degree.''</w:t>
+        <w:t>"Bright Star," which might be the Caldecott honoree Yuyi Morales's best book yet, opens with an omniscient parental narrator proclaiming, "Child, you are awake. Breathe in, then breathe out, hermosa creatura. You are alive!"</w:t>
         <w:br/>
-        <w:t>The bomb contained nails about 7 or 8 inches long, Sergeant Mosier said. Federal investigators said that the bombs that killed the judge in Alabama and the lawyer in Georgia also contained nails, but that in those cases the nails were less than 2 inches long.</w:t>
+        <w:t>We see a fawn curled in a ball, eyes just having opened to a new life. When it stands in the next spread, Mom is there with a loving gesture that sets in motion a profound journey, told in a pleasing blend of Spanish and English, through the wonders of a desert landscape. Make no mistake, there are dangers here. But in the midst of darkness the fawn is encouraged to "Shout it loud! Let the world know how you feel!" In the accompanying art, it butts up against a menacing wall topped with barbed wire.</w:t>
         <w:br/>
-        <w:t>Officials of several Federal agencies are taking part in the investigation here, Sergeant Mosier said, because ''we have an explosive apparently sent through the mails, so this is clearly the kind of thing other law-enforcement agencies need to get involved in.''</w:t>
+        <w:t>The critique is obvious, but Morales resists moral lecturing. Instead, she focuses on what positive new story might bloom in such a complicated context. In an especially stirring sequence, the fawn, staring directly at the reader, is replaced by a young girl, who also stares at the reader. On the following page she is joined by several other humans of varying ages. Morales dares us to look away, dares us not to acknowledge their humanity. "Bright Star," which was simultaneously published in an all-Spanish version called "Lucero," does what very few picture books can do: captivate a child while moving the adult who is reading to her.</w:t>
         <w:br/>
-        <w:t xml:space="preserve"> </w:t>
+        <w:t>We encounter a physical barrier again in "My Two Border Towns," beautifully written by David Bowles, with vibrant illustrations by Erika Meza. In this case, however, our unnamed child narrator is able to pass through the border with little difficulty, because he and his father have U.S. passports, "cards that give us the freedom to travel back and forth."</w:t>
         <w:br/>
-        <w:t>Target Differences Noted</w:t>
+        <w:t>While the setting in "Bright Star" is never specifically stated, in "My Two Border Towns" we know that the main character lives with his family in Texas, and that every other Saturday he and his father travel to "el Otro Lado" to run errands. Just before the border checkpoint, our narrator is reminded that "Coahuiltecans once lived here, before all this was Mexico — both riverbanks." Now there are two countries and they must pay to cross. This sets up one of the central themes of the book, handled masterfully by both Bowles and Meza. The working-class neighborhoods on either side of the border are mirror images of each other. Spanish is the predominant language. The streets are teeming with life and there is a powerful sense of community. Father and son are just as at home in Mexico — grabbing breakfast at a favorite restaurant, weaving through vendor stalls, playing soccer in a vacant lot, picking up various items from local shops.</w:t>
         <w:br/>
-        <w:t>All of the previous bombings took place within the jurisdiction of the United States Court of Appeals for the 11th Circuit, which covers Alabama, Georgia and Florida, and were aimed at the court itself or at people associated with the National Association for the Advancement of Colored People.</w:t>
+        <w:t>This alone would make for an evocative and relevant story, but Bowles has one final turn for us. As the father and son are waiting to cross back into America, we discover that one of the purposes of their trip is to provide goods for refugee families from the Caribbean and Central America — people who are stuck between countries. Our narrator hops out of the idling car and visits with his friends, sharing comics and foods and medicines. The story closes with his longing for a day when they can pass back and forth between countries the way he can. "My Two Border Towns" is a sophisticated, heartfelt look at what life is like in the shadow of the border.</w:t>
         <w:br/>
-        <w:t>Jack Killorin, a spokesman for the Bureau of Alcohol, Tobacco and Firearms in Washington, noted in a telephone interview that the target of today's bombing ''is outside the 11th Circuit'' and is very different from the previous targets.</w:t>
+        <w:t>In "The Welcome Chair," written by Rosemary Wells and illustrated by Jerry Pinkney, who died in October, the camera is pulled back so that we can take a more comprehensive, generational look at immigration in America. This is a wildly ambitious story, inspired by Wells's own family legends, as well as by her immigrant father's belief that "America's door is open to suffering people from foreign lands."</w:t>
         <w:br/>
-        <w:t>The church complex, situated in a working-class area northeast of downtown Houston, stands out in a neighborhood dotted with truck stops and industrial parks. A 8,200-seat sanctuary completed 19 months ago includes rooms for the broadcasting of weekly services to 18 television stations around the country.</w:t>
+        <w:t>In the early 1800s, Wells's great-great-grandfather, a woodworker, leaves Bavaria to escape mounting pressure to become a rabbi like his father and grandfather. After arriving in New York, he finds work as a bookkeeper and an apprentice carpenter. When he makes a cherrywood rocking chair for his employers' new child, carving the German word "Willkommen" into it, the story commences.</w:t>
         <w:br/>
-        <w:t>Among those who have attended services at the Lakewood Church are the King and Queen of Tonga; Charles W. Colson, the Watergate defendant who turned evangelist, and Pat Robertson, the television evangelist who sought the Republican Presidential nomination in 1988.</w:t>
+        <w:t>As we watch the welcome chair pass from family to family, it becomes the backbone of the narrative, accompanied by vignettes exploring different communities and the fabric of America. Along the way, the word "welcome" is carved into the chair in many different languages, including Hebrew, English, Irish, Spanish and Haitian Creole. But it's Pinkney's intricate watercolor illustrations that truly bring the chair, the characters and an ever-changing America to life.</w:t>
         <w:br/>
-        <w:t>Mr. Osteen left the Southern Baptist ministry in 1959 to found his own congregation. Services at the church often involve faith healings and speaking in tongues.</w:t>
+        <w:t>While "The Welcome Chair" casts a wide geographic and temporal net — which can sometimes leave readers feeling spread thin — the stunning "Dream Street," written by Tricia Elam Walker and illustrated by Ekua Holmes, focuses on a single avenue in a special neighborhood. We get to know this dynamic Black community by getting to know some of the people who live on Dream Street.</w:t>
+        <w:br/>
+        <w:t>There's stylish Mr. Sidney, a former mail carrier, who spends his mornings reading the newspaper on his stoop. He "tips his big brown fedora and greets everyone with, 'Don't wait to have a great day. Create one.'" There's quiet Zion, a boy who spends his days in the library working his way through "skyscraper-tall piles of books that take him on adventures around the world." He dreams of becoming a librarian. The Phillips family has five boys, all named after jazz musicians. On Sundays before church, their father "lines them up on the front porch for inspection, from hats down to shined shoes."</w:t>
+        <w:br/>
+        <w:t>Walker's poetic text dances across the page and Holmes's striking collage portraits are filled with joy. Simply put, "Dream Street" is a triumph. Like the street itself, this book is a place where a child reader, or any reader, "can become whatever and whoever they want, because their dreams are nourished and cared for."</w:t>
+        <w:br/>
+        <w:t>As Rudine Sims Bishop noted in her groundbreaking 1990 article, "Mirrors, Windows, and Sliding Glass Doors," it is powerful and validating to see one's life and community reflected in a book. But it is just as essential that books provide readers with a glimpse into the lives of others. In the past, these four picture books might have been set aside for young readers who could identify with the characters and communities reflected in the stories. My hope is that today they will be celebrated by all readers.</w:t>
+        <w:br/>
+        <w:t xml:space="preserve">Matt de la Peña is the Newbery Medal-winning author of seven young adult novels and five picture books. BRIGHT STAR Written and illustrated by Yuyi Morales 40 pp. Neal Porter/Holiday House. $18.99. (Ages 4 to 8)  MY TWO BORDER TOWNS Written by David Bowles  Illustrated by Erika Meza 40 pp. Kokila. $17.99. (Ages 4 to 8)  THE WELCOME CHAIR Written by Rosemary Wells  Illustrated by Jerry Pinkney 40 pp. Paula Wiseman/Simon &amp; Schuster. $17.99. (Ages 4 to 8)  DREAM STREET Written by Tricia Elam Walker  Illustrated by Ekua Holmes 32 pp. Anne Schwartz. $17.99. (Ages 4 to 8) </w:t>
+        <w:br/>
+        <w:t>PHOTOS: From left: "Bright Star"; "The Welcome Chair." (BR20); From above: "Dream Street"; "My Two Border Towns." (BR21)</w:t>
+        <w:br/>
+        <w:t>Related Articles</w:t>
+        <w:br/>
+        <w:t>Read These 3 Books on the Toll of Migration on Children</w:t>
+        <w:br/>
+        <w:t>Picture Books Tell Children the Harsh Stories of Migrants and Refugees</w:t>
+        <w:br/>
+        <w:t>Reframing Refugee Children's Stories</w:t>
       </w:r>
     </w:p>
     <w:sectPr>
